--- a/Assignment#4.docx
+++ b/Assignment#4.docx
@@ -10,8 +10,6 @@
           <w:szCs w:val="36"/>
         </w:rPr>
       </w:pPr>
-      <w:bookmarkStart w:id="0" w:name="_GoBack"/>
-      <w:bookmarkEnd w:id="0"/>
       <w:r>
         <w:rPr>
           <w:sz w:val="36"/>
@@ -163,7 +161,7 @@
                     <pic:cNvPicPr/>
                   </pic:nvPicPr>
                   <pic:blipFill>
-                    <a:blip r:embed="rId5">
+                    <a:blip r:embed="rId7">
                       <a:extLst>
                         <a:ext uri="{28A0092B-C50C-407E-A947-70E740481C1C}">
                           <a14:useLocalDpi xmlns:a14="http://schemas.microsoft.com/office/drawing/2010/main" val="0"/>
@@ -220,24 +218,74 @@
         <w:spacing w:before="360" w:after="240" w:line="240" w:lineRule="auto"/>
         <w:outlineLvl w:val="0"/>
         <w:rPr>
-          <w:b/>
-          <w:color w:val="1F2328"/>
-          <w:sz w:val="28"/>
-          <w:szCs w:val="28"/>
-          <w:shd w:val="clear" w:color="auto" w:fill="FFFFFF"/>
-        </w:rPr>
-      </w:pPr>
-      <w:r>
-        <w:rPr>
           <w:rFonts w:eastAsia="Times New Roman"/>
           <w:b/>
           <w:bCs/>
           <w:color w:val="1F2328"/>
           <w:kern w:val="36"/>
-          <w:sz w:val="28"/>
-          <w:szCs w:val="28"/>
-        </w:rPr>
-        <w:t xml:space="preserve">Question#2 </w:t>
+        </w:rPr>
+      </w:pPr>
+      <w:r>
+        <w:rPr>
+          <w:noProof/>
+        </w:rPr>
+        <w:drawing>
+          <wp:anchor distT="0" distB="0" distL="114300" distR="114300" simplePos="0" relativeHeight="251667456" behindDoc="0" locked="0" layoutInCell="1" allowOverlap="1" wp14:anchorId="6F37FB2C">
+            <wp:simplePos x="0" y="0"/>
+            <wp:positionH relativeFrom="column">
+              <wp:posOffset>1104900</wp:posOffset>
+            </wp:positionH>
+            <wp:positionV relativeFrom="paragraph">
+              <wp:posOffset>327660</wp:posOffset>
+            </wp:positionV>
+            <wp:extent cx="4733925" cy="2657475"/>
+            <wp:effectExtent l="0" t="0" r="9525" b="9525"/>
+            <wp:wrapThrough wrapText="bothSides">
+              <wp:wrapPolygon edited="0">
+                <wp:start x="0" y="0"/>
+                <wp:lineTo x="0" y="21523"/>
+                <wp:lineTo x="21557" y="21523"/>
+                <wp:lineTo x="21557" y="0"/>
+                <wp:lineTo x="0" y="0"/>
+              </wp:wrapPolygon>
+            </wp:wrapThrough>
+            <wp:docPr id="2" name="Picture 2"/>
+            <wp:cNvGraphicFramePr>
+              <a:graphicFrameLocks xmlns:a="http://schemas.openxmlformats.org/drawingml/2006/main" noChangeAspect="1"/>
+            </wp:cNvGraphicFramePr>
+            <a:graphic xmlns:a="http://schemas.openxmlformats.org/drawingml/2006/main">
+              <a:graphicData uri="http://schemas.openxmlformats.org/drawingml/2006/picture">
+                <pic:pic xmlns:pic="http://schemas.openxmlformats.org/drawingml/2006/picture">
+                  <pic:nvPicPr>
+                    <pic:cNvPr id="1" name=""/>
+                    <pic:cNvPicPr/>
+                  </pic:nvPicPr>
+                  <pic:blipFill>
+                    <a:blip r:embed="rId8">
+                      <a:extLst>
+                        <a:ext uri="{28A0092B-C50C-407E-A947-70E740481C1C}">
+                          <a14:useLocalDpi xmlns:a14="http://schemas.microsoft.com/office/drawing/2010/main" val="0"/>
+                        </a:ext>
+                      </a:extLst>
+                    </a:blip>
+                    <a:stretch>
+                      <a:fillRect/>
+                    </a:stretch>
+                  </pic:blipFill>
+                  <pic:spPr>
+                    <a:xfrm>
+                      <a:off x="0" y="0"/>
+                      <a:ext cx="4733925" cy="2657475"/>
+                    </a:xfrm>
+                    <a:prstGeom prst="rect">
+                      <a:avLst/>
+                    </a:prstGeom>
+                  </pic:spPr>
+                </pic:pic>
+              </a:graphicData>
+            </a:graphic>
+          </wp:anchor>
+        </w:drawing>
       </w:r>
       <w:r>
         <w:rPr>
@@ -246,40 +294,8 @@
           <w:bCs/>
           <w:color w:val="1F2328"/>
           <w:kern w:val="36"/>
-          <w:sz w:val="28"/>
-          <w:szCs w:val="28"/>
-        </w:rPr>
-        <w:t>(</w:t>
-      </w:r>
-      <w:r>
-        <w:rPr>
-          <w:b/>
-          <w:color w:val="1F2328"/>
-          <w:sz w:val="28"/>
-          <w:szCs w:val="28"/>
-          <w:shd w:val="clear" w:color="auto" w:fill="FFFFFF"/>
-        </w:rPr>
-        <w:t>One-Shot Prompting</w:t>
-      </w:r>
-      <w:r>
-        <w:rPr>
-          <w:b/>
-          <w:color w:val="1F2328"/>
-          <w:sz w:val="28"/>
-          <w:szCs w:val="28"/>
-          <w:shd w:val="clear" w:color="auto" w:fill="FFFFFF"/>
-        </w:rPr>
-        <w:t>)</w:t>
-      </w:r>
-      <w:r>
-        <w:rPr>
-          <w:b/>
-          <w:color w:val="1F2328"/>
-          <w:sz w:val="28"/>
-          <w:szCs w:val="28"/>
-          <w:shd w:val="clear" w:color="auto" w:fill="FFFFFF"/>
-        </w:rPr>
-        <w:t>.</w:t>
+        </w:rPr>
+        <w:t>Response:</w:t>
       </w:r>
     </w:p>
     <w:p>
@@ -293,6 +309,102 @@
           <w:bCs/>
           <w:color w:val="1F2328"/>
           <w:kern w:val="36"/>
+          <w:sz w:val="28"/>
+          <w:szCs w:val="28"/>
+        </w:rPr>
+      </w:pPr>
+    </w:p>
+    <w:p>
+      <w:pPr>
+        <w:shd w:val="clear" w:color="auto" w:fill="FFFFFF"/>
+        <w:spacing w:before="360" w:after="240" w:line="240" w:lineRule="auto"/>
+        <w:outlineLvl w:val="0"/>
+        <w:rPr>
+          <w:rFonts w:eastAsia="Times New Roman"/>
+          <w:b/>
+          <w:bCs/>
+          <w:color w:val="1F2328"/>
+          <w:kern w:val="36"/>
+          <w:sz w:val="28"/>
+          <w:szCs w:val="28"/>
+        </w:rPr>
+      </w:pPr>
+    </w:p>
+    <w:p>
+      <w:pPr>
+        <w:shd w:val="clear" w:color="auto" w:fill="FFFFFF"/>
+        <w:spacing w:before="360" w:after="240" w:line="240" w:lineRule="auto"/>
+        <w:outlineLvl w:val="0"/>
+        <w:rPr>
+          <w:rFonts w:eastAsia="Times New Roman"/>
+          <w:b/>
+          <w:bCs/>
+          <w:color w:val="1F2328"/>
+          <w:kern w:val="36"/>
+          <w:sz w:val="28"/>
+          <w:szCs w:val="28"/>
+        </w:rPr>
+      </w:pPr>
+    </w:p>
+    <w:p>
+      <w:pPr>
+        <w:shd w:val="clear" w:color="auto" w:fill="FFFFFF"/>
+        <w:spacing w:before="360" w:after="240" w:line="240" w:lineRule="auto"/>
+        <w:outlineLvl w:val="0"/>
+        <w:rPr>
+          <w:rFonts w:eastAsia="Times New Roman"/>
+          <w:b/>
+          <w:bCs/>
+          <w:color w:val="1F2328"/>
+          <w:kern w:val="36"/>
+          <w:sz w:val="28"/>
+          <w:szCs w:val="28"/>
+        </w:rPr>
+      </w:pPr>
+    </w:p>
+    <w:p>
+      <w:pPr>
+        <w:shd w:val="clear" w:color="auto" w:fill="FFFFFF"/>
+        <w:spacing w:before="360" w:after="240" w:line="240" w:lineRule="auto"/>
+        <w:outlineLvl w:val="0"/>
+        <w:rPr>
+          <w:rFonts w:eastAsia="Times New Roman"/>
+          <w:b/>
+          <w:bCs/>
+          <w:color w:val="1F2328"/>
+          <w:kern w:val="36"/>
+          <w:sz w:val="28"/>
+          <w:szCs w:val="28"/>
+        </w:rPr>
+      </w:pPr>
+    </w:p>
+    <w:p>
+      <w:pPr>
+        <w:shd w:val="clear" w:color="auto" w:fill="FFFFFF"/>
+        <w:spacing w:before="360" w:after="240" w:line="240" w:lineRule="auto"/>
+        <w:outlineLvl w:val="0"/>
+        <w:rPr>
+          <w:rFonts w:eastAsia="Times New Roman"/>
+          <w:b/>
+          <w:bCs/>
+          <w:color w:val="1F2328"/>
+          <w:kern w:val="36"/>
+          <w:sz w:val="28"/>
+          <w:szCs w:val="28"/>
+        </w:rPr>
+      </w:pPr>
+    </w:p>
+    <w:p>
+      <w:pPr>
+        <w:shd w:val="clear" w:color="auto" w:fill="FFFFFF"/>
+        <w:spacing w:before="360" w:after="240" w:line="240" w:lineRule="auto"/>
+        <w:outlineLvl w:val="0"/>
+        <w:rPr>
+          <w:b/>
+          <w:color w:val="1F2328"/>
+          <w:sz w:val="28"/>
+          <w:szCs w:val="28"/>
+          <w:shd w:val="clear" w:color="auto" w:fill="FFFFFF"/>
         </w:rPr>
       </w:pPr>
       <w:r>
@@ -303,19 +415,19 @@
           <wp:anchor distT="0" distB="0" distL="114300" distR="114300" simplePos="0" relativeHeight="251658240" behindDoc="0" locked="0" layoutInCell="1" allowOverlap="1" wp14:anchorId="2CF571B4">
             <wp:simplePos x="0" y="0"/>
             <wp:positionH relativeFrom="column">
-              <wp:posOffset>781050</wp:posOffset>
+              <wp:posOffset>1447800</wp:posOffset>
             </wp:positionH>
             <wp:positionV relativeFrom="paragraph">
-              <wp:posOffset>29845</wp:posOffset>
+              <wp:posOffset>303530</wp:posOffset>
             </wp:positionV>
-            <wp:extent cx="5514975" cy="1133475"/>
-            <wp:effectExtent l="0" t="0" r="9525" b="9525"/>
+            <wp:extent cx="4505325" cy="838200"/>
+            <wp:effectExtent l="0" t="0" r="9525" b="0"/>
             <wp:wrapThrough wrapText="bothSides">
               <wp:wrapPolygon edited="0">
                 <wp:start x="0" y="0"/>
-                <wp:lineTo x="0" y="21418"/>
-                <wp:lineTo x="21563" y="21418"/>
-                <wp:lineTo x="21563" y="0"/>
+                <wp:lineTo x="0" y="21109"/>
+                <wp:lineTo x="21554" y="21109"/>
+                <wp:lineTo x="21554" y="0"/>
                 <wp:lineTo x="0" y="0"/>
               </wp:wrapPolygon>
             </wp:wrapThrough>
@@ -331,7 +443,7 @@
                     <pic:cNvPicPr/>
                   </pic:nvPicPr>
                   <pic:blipFill>
-                    <a:blip r:embed="rId6">
+                    <a:blip r:embed="rId9">
                       <a:extLst>
                         <a:ext uri="{28A0092B-C50C-407E-A947-70E740481C1C}">
                           <a14:useLocalDpi xmlns:a14="http://schemas.microsoft.com/office/drawing/2010/main" val="0"/>
@@ -345,7 +457,7 @@
                   <pic:spPr>
                     <a:xfrm>
                       <a:off x="0" y="0"/>
-                      <a:ext cx="5514975" cy="1133475"/>
+                      <a:ext cx="4505325" cy="838200"/>
                     </a:xfrm>
                     <a:prstGeom prst="rect">
                       <a:avLst/>
@@ -354,6 +466,9 @@
                 </pic:pic>
               </a:graphicData>
             </a:graphic>
+            <wp14:sizeRelH relativeFrom="margin">
+              <wp14:pctWidth>0</wp14:pctWidth>
+            </wp14:sizeRelH>
             <wp14:sizeRelV relativeFrom="margin">
               <wp14:pctHeight>0</wp14:pctHeight>
             </wp14:sizeRelV>
@@ -367,11 +482,207 @@
           <w:bCs/>
           <w:color w:val="1F2328"/>
           <w:kern w:val="36"/>
+          <w:sz w:val="28"/>
+          <w:szCs w:val="28"/>
+        </w:rPr>
+        <w:t xml:space="preserve">Question#2 </w:t>
+      </w:r>
+      <w:r>
+        <w:rPr>
+          <w:rFonts w:eastAsia="Times New Roman"/>
+          <w:b/>
+          <w:bCs/>
+          <w:color w:val="1F2328"/>
+          <w:kern w:val="36"/>
+          <w:sz w:val="28"/>
+          <w:szCs w:val="28"/>
+        </w:rPr>
+        <w:t>(</w:t>
+      </w:r>
+      <w:r>
+        <w:rPr>
+          <w:b/>
+          <w:color w:val="1F2328"/>
+          <w:sz w:val="28"/>
+          <w:szCs w:val="28"/>
+          <w:shd w:val="clear" w:color="auto" w:fill="FFFFFF"/>
+        </w:rPr>
+        <w:t>One-Shot Prompting</w:t>
+      </w:r>
+      <w:r>
+        <w:rPr>
+          <w:b/>
+          <w:color w:val="1F2328"/>
+          <w:sz w:val="28"/>
+          <w:szCs w:val="28"/>
+          <w:shd w:val="clear" w:color="auto" w:fill="FFFFFF"/>
+        </w:rPr>
+        <w:t>)</w:t>
+      </w:r>
+      <w:r>
+        <w:rPr>
+          <w:b/>
+          <w:color w:val="1F2328"/>
+          <w:sz w:val="28"/>
+          <w:szCs w:val="28"/>
+          <w:shd w:val="clear" w:color="auto" w:fill="FFFFFF"/>
+        </w:rPr>
+        <w:t>.</w:t>
+      </w:r>
+    </w:p>
+    <w:p>
+      <w:pPr>
+        <w:shd w:val="clear" w:color="auto" w:fill="FFFFFF"/>
+        <w:spacing w:before="360" w:after="240" w:line="240" w:lineRule="auto"/>
+        <w:outlineLvl w:val="0"/>
+        <w:rPr>
+          <w:rFonts w:eastAsia="Times New Roman"/>
+          <w:b/>
+          <w:bCs/>
+          <w:color w:val="1F2328"/>
+          <w:kern w:val="36"/>
+        </w:rPr>
+      </w:pPr>
+      <w:r>
+        <w:rPr>
+          <w:rFonts w:eastAsia="Times New Roman"/>
+          <w:b/>
+          <w:bCs/>
+          <w:color w:val="1F2328"/>
+          <w:kern w:val="36"/>
         </w:rPr>
         <w:t>Prompt</w:t>
       </w:r>
     </w:p>
-    <w:p/>
+    <w:p>
+      <w:pPr>
+        <w:rPr>
+          <w:b/>
+        </w:rPr>
+      </w:pPr>
+    </w:p>
+    <w:p>
+      <w:pPr>
+        <w:rPr>
+          <w:b/>
+        </w:rPr>
+      </w:pPr>
+      <w:r>
+        <w:rPr>
+          <w:noProof/>
+        </w:rPr>
+        <w:drawing>
+          <wp:anchor distT="0" distB="0" distL="114300" distR="114300" simplePos="0" relativeHeight="251668480" behindDoc="0" locked="0" layoutInCell="1" allowOverlap="1" wp14:anchorId="09401ACF">
+            <wp:simplePos x="0" y="0"/>
+            <wp:positionH relativeFrom="column">
+              <wp:posOffset>1104900</wp:posOffset>
+            </wp:positionH>
+            <wp:positionV relativeFrom="paragraph">
+              <wp:posOffset>30479</wp:posOffset>
+            </wp:positionV>
+            <wp:extent cx="1485900" cy="1666875"/>
+            <wp:effectExtent l="0" t="0" r="0" b="9525"/>
+            <wp:wrapThrough wrapText="bothSides">
+              <wp:wrapPolygon edited="0">
+                <wp:start x="0" y="0"/>
+                <wp:lineTo x="0" y="21477"/>
+                <wp:lineTo x="21323" y="21477"/>
+                <wp:lineTo x="21323" y="0"/>
+                <wp:lineTo x="0" y="0"/>
+              </wp:wrapPolygon>
+            </wp:wrapThrough>
+            <wp:docPr id="4" name="Picture 4"/>
+            <wp:cNvGraphicFramePr>
+              <a:graphicFrameLocks xmlns:a="http://schemas.openxmlformats.org/drawingml/2006/main" noChangeAspect="1"/>
+            </wp:cNvGraphicFramePr>
+            <a:graphic xmlns:a="http://schemas.openxmlformats.org/drawingml/2006/main">
+              <a:graphicData uri="http://schemas.openxmlformats.org/drawingml/2006/picture">
+                <pic:pic xmlns:pic="http://schemas.openxmlformats.org/drawingml/2006/picture">
+                  <pic:nvPicPr>
+                    <pic:cNvPr id="1" name=""/>
+                    <pic:cNvPicPr/>
+                  </pic:nvPicPr>
+                  <pic:blipFill>
+                    <a:blip r:embed="rId10">
+                      <a:extLst>
+                        <a:ext uri="{28A0092B-C50C-407E-A947-70E740481C1C}">
+                          <a14:useLocalDpi xmlns:a14="http://schemas.microsoft.com/office/drawing/2010/main" val="0"/>
+                        </a:ext>
+                      </a:extLst>
+                    </a:blip>
+                    <a:stretch>
+                      <a:fillRect/>
+                    </a:stretch>
+                  </pic:blipFill>
+                  <pic:spPr>
+                    <a:xfrm>
+                      <a:off x="0" y="0"/>
+                      <a:ext cx="1485900" cy="1666875"/>
+                    </a:xfrm>
+                    <a:prstGeom prst="rect">
+                      <a:avLst/>
+                    </a:prstGeom>
+                  </pic:spPr>
+                </pic:pic>
+              </a:graphicData>
+            </a:graphic>
+            <wp14:sizeRelH relativeFrom="margin">
+              <wp14:pctWidth>0</wp14:pctWidth>
+            </wp14:sizeRelH>
+            <wp14:sizeRelV relativeFrom="margin">
+              <wp14:pctHeight>0</wp14:pctHeight>
+            </wp14:sizeRelV>
+          </wp:anchor>
+        </w:drawing>
+      </w:r>
+    </w:p>
+    <w:p>
+      <w:pPr>
+        <w:rPr>
+          <w:b/>
+        </w:rPr>
+      </w:pPr>
+    </w:p>
+    <w:p>
+      <w:pPr>
+        <w:rPr>
+          <w:b/>
+        </w:rPr>
+      </w:pPr>
+      <w:r>
+        <w:rPr>
+          <w:b/>
+        </w:rPr>
+        <w:t>Response:</w:t>
+      </w:r>
+    </w:p>
+    <w:p>
+      <w:pPr>
+        <w:rPr>
+          <w:b/>
+          <w:sz w:val="28"/>
+          <w:szCs w:val="28"/>
+        </w:rPr>
+      </w:pPr>
+    </w:p>
+    <w:p>
+      <w:pPr>
+        <w:rPr>
+          <w:b/>
+          <w:sz w:val="28"/>
+          <w:szCs w:val="28"/>
+        </w:rPr>
+      </w:pPr>
+    </w:p>
+    <w:p>
+      <w:pPr>
+        <w:rPr>
+          <w:b/>
+          <w:sz w:val="28"/>
+          <w:szCs w:val="28"/>
+        </w:rPr>
+      </w:pPr>
+    </w:p>
     <w:p>
       <w:pPr>
         <w:rPr>
@@ -388,6 +699,7 @@
           <w:sz w:val="28"/>
           <w:szCs w:val="28"/>
         </w:rPr>
+        <w:lastRenderedPageBreak/>
         <w:t>Question#3 (</w:t>
       </w:r>
       <w:r>
@@ -443,7 +755,7 @@
                     <pic:cNvPicPr/>
                   </pic:nvPicPr>
                   <pic:blipFill>
-                    <a:blip r:embed="rId7">
+                    <a:blip r:embed="rId11">
                       <a:extLst>
                         <a:ext uri="{28A0092B-C50C-407E-A947-70E740481C1C}">
                           <a14:useLocalDpi xmlns:a14="http://schemas.microsoft.com/office/drawing/2010/main" val="0"/>
@@ -492,14 +804,89 @@
     <w:p/>
     <w:p/>
     <w:p/>
-    <w:p>
-      <w:r>
-        <w:rPr>
-          <w:b/>
-          <w:sz w:val="28"/>
-          <w:szCs w:val="28"/>
-        </w:rPr>
-        <w:lastRenderedPageBreak/>
+    <w:p/>
+    <w:p>
+      <w:pPr>
+        <w:rPr>
+          <w:b/>
+        </w:rPr>
+      </w:pPr>
+      <w:r>
+        <w:rPr>
+          <w:noProof/>
+        </w:rPr>
+        <w:drawing>
+          <wp:anchor distT="0" distB="0" distL="114300" distR="114300" simplePos="0" relativeHeight="251672576" behindDoc="0" locked="0" layoutInCell="1" allowOverlap="1" wp14:anchorId="7A200978">
+            <wp:simplePos x="0" y="0"/>
+            <wp:positionH relativeFrom="column">
+              <wp:posOffset>0</wp:posOffset>
+            </wp:positionH>
+            <wp:positionV relativeFrom="paragraph">
+              <wp:posOffset>361315</wp:posOffset>
+            </wp:positionV>
+            <wp:extent cx="5943600" cy="790575"/>
+            <wp:effectExtent l="0" t="0" r="0" b="9525"/>
+            <wp:wrapThrough wrapText="bothSides">
+              <wp:wrapPolygon edited="0">
+                <wp:start x="0" y="0"/>
+                <wp:lineTo x="0" y="21340"/>
+                <wp:lineTo x="21531" y="21340"/>
+                <wp:lineTo x="21531" y="0"/>
+                <wp:lineTo x="0" y="0"/>
+              </wp:wrapPolygon>
+            </wp:wrapThrough>
+            <wp:docPr id="5" name="Picture 5"/>
+            <wp:cNvGraphicFramePr>
+              <a:graphicFrameLocks xmlns:a="http://schemas.openxmlformats.org/drawingml/2006/main" noChangeAspect="1"/>
+            </wp:cNvGraphicFramePr>
+            <a:graphic xmlns:a="http://schemas.openxmlformats.org/drawingml/2006/main">
+              <a:graphicData uri="http://schemas.openxmlformats.org/drawingml/2006/picture">
+                <pic:pic xmlns:pic="http://schemas.openxmlformats.org/drawingml/2006/picture">
+                  <pic:nvPicPr>
+                    <pic:cNvPr id="1" name=""/>
+                    <pic:cNvPicPr/>
+                  </pic:nvPicPr>
+                  <pic:blipFill>
+                    <a:blip r:embed="rId12">
+                      <a:extLst>
+                        <a:ext uri="{28A0092B-C50C-407E-A947-70E740481C1C}">
+                          <a14:useLocalDpi xmlns:a14="http://schemas.microsoft.com/office/drawing/2010/main" val="0"/>
+                        </a:ext>
+                      </a:extLst>
+                    </a:blip>
+                    <a:stretch>
+                      <a:fillRect/>
+                    </a:stretch>
+                  </pic:blipFill>
+                  <pic:spPr>
+                    <a:xfrm>
+                      <a:off x="0" y="0"/>
+                      <a:ext cx="5943600" cy="790575"/>
+                    </a:xfrm>
+                    <a:prstGeom prst="rect">
+                      <a:avLst/>
+                    </a:prstGeom>
+                  </pic:spPr>
+                </pic:pic>
+              </a:graphicData>
+            </a:graphic>
+          </wp:anchor>
+        </w:drawing>
+      </w:r>
+      <w:r>
+        <w:rPr>
+          <w:b/>
+        </w:rPr>
+        <w:t>Response:</w:t>
+      </w:r>
+    </w:p>
+    <w:p>
+      <w:r>
+        <w:rPr>
+          <w:b/>
+          <w:sz w:val="28"/>
+          <w:szCs w:val="28"/>
+        </w:rPr>
         <w:t>Question#</w:t>
       </w:r>
       <w:r>
@@ -622,6 +1009,140 @@
         <w:pStyle w:val="NormalWeb"/>
         <w:rPr>
           <w:b/>
+          <w:sz w:val="28"/>
+          <w:szCs w:val="28"/>
+        </w:rPr>
+      </w:pPr>
+    </w:p>
+    <w:p>
+      <w:pPr>
+        <w:pStyle w:val="NormalWeb"/>
+        <w:rPr>
+          <w:b/>
+          <w:sz w:val="28"/>
+          <w:szCs w:val="28"/>
+        </w:rPr>
+      </w:pPr>
+    </w:p>
+    <w:p>
+      <w:pPr>
+        <w:pStyle w:val="NormalWeb"/>
+        <w:rPr>
+          <w:b/>
+          <w:sz w:val="28"/>
+          <w:szCs w:val="28"/>
+        </w:rPr>
+      </w:pPr>
+    </w:p>
+    <w:p>
+      <w:pPr>
+        <w:pStyle w:val="NormalWeb"/>
+        <w:rPr>
+          <w:b/>
+        </w:rPr>
+      </w:pPr>
+      <w:r>
+        <w:rPr>
+          <w:b/>
+          <w:noProof/>
+        </w:rPr>
+        <w:lastRenderedPageBreak/>
+        <w:drawing>
+          <wp:anchor distT="0" distB="0" distL="114300" distR="114300" simplePos="0" relativeHeight="251674624" behindDoc="0" locked="0" layoutInCell="1" allowOverlap="1" wp14:anchorId="057DF2F0" wp14:editId="4BDD8D05">
+            <wp:simplePos x="0" y="0"/>
+            <wp:positionH relativeFrom="column">
+              <wp:posOffset>552450</wp:posOffset>
+            </wp:positionH>
+            <wp:positionV relativeFrom="paragraph">
+              <wp:posOffset>333375</wp:posOffset>
+            </wp:positionV>
+            <wp:extent cx="5086350" cy="2863215"/>
+            <wp:effectExtent l="0" t="0" r="0" b="0"/>
+            <wp:wrapThrough wrapText="bothSides">
+              <wp:wrapPolygon edited="0">
+                <wp:start x="0" y="0"/>
+                <wp:lineTo x="0" y="21413"/>
+                <wp:lineTo x="21519" y="21413"/>
+                <wp:lineTo x="21519" y="0"/>
+                <wp:lineTo x="0" y="0"/>
+              </wp:wrapPolygon>
+            </wp:wrapThrough>
+            <wp:docPr id="7" name="Picture 7"/>
+            <wp:cNvGraphicFramePr>
+              <a:graphicFrameLocks xmlns:a="http://schemas.openxmlformats.org/drawingml/2006/main" noChangeAspect="1"/>
+            </wp:cNvGraphicFramePr>
+            <a:graphic xmlns:a="http://schemas.openxmlformats.org/drawingml/2006/main">
+              <a:graphicData uri="http://schemas.openxmlformats.org/drawingml/2006/picture">
+                <pic:pic xmlns:pic="http://schemas.openxmlformats.org/drawingml/2006/picture">
+                  <pic:nvPicPr>
+                    <pic:cNvPr id="1" name=""/>
+                    <pic:cNvPicPr/>
+                  </pic:nvPicPr>
+                  <pic:blipFill>
+                    <a:blip r:embed="rId13">
+                      <a:extLst>
+                        <a:ext uri="{28A0092B-C50C-407E-A947-70E740481C1C}">
+                          <a14:useLocalDpi xmlns:a14="http://schemas.microsoft.com/office/drawing/2010/main" val="0"/>
+                        </a:ext>
+                      </a:extLst>
+                    </a:blip>
+                    <a:stretch>
+                      <a:fillRect/>
+                    </a:stretch>
+                  </pic:blipFill>
+                  <pic:spPr>
+                    <a:xfrm>
+                      <a:off x="0" y="0"/>
+                      <a:ext cx="5086350" cy="2863215"/>
+                    </a:xfrm>
+                    <a:prstGeom prst="rect">
+                      <a:avLst/>
+                    </a:prstGeom>
+                  </pic:spPr>
+                </pic:pic>
+              </a:graphicData>
+            </a:graphic>
+            <wp14:sizeRelH relativeFrom="margin">
+              <wp14:pctWidth>0</wp14:pctWidth>
+            </wp14:sizeRelH>
+            <wp14:sizeRelV relativeFrom="margin">
+              <wp14:pctHeight>0</wp14:pctHeight>
+            </wp14:sizeRelV>
+          </wp:anchor>
+        </w:drawing>
+      </w:r>
+      <w:r>
+        <w:rPr>
+          <w:b/>
+        </w:rPr>
+        <w:t>Response:</w:t>
+      </w:r>
+    </w:p>
+    <w:p>
+      <w:pPr>
+        <w:pStyle w:val="NormalWeb"/>
+        <w:rPr>
+          <w:b/>
+          <w:sz w:val="28"/>
+          <w:szCs w:val="28"/>
+        </w:rPr>
+      </w:pPr>
+    </w:p>
+    <w:p>
+      <w:pPr>
+        <w:pStyle w:val="NormalWeb"/>
+        <w:rPr>
+          <w:b/>
+          <w:sz w:val="28"/>
+          <w:szCs w:val="28"/>
+        </w:rPr>
+      </w:pPr>
+    </w:p>
+    <w:p>
+      <w:pPr>
+        <w:pStyle w:val="NormalWeb"/>
+        <w:rPr>
+          <w:b/>
           <w:color w:val="1F2328"/>
           <w:sz w:val="28"/>
           <w:szCs w:val="28"/>
@@ -659,6 +1180,11 @@
       </w:r>
     </w:p>
     <w:p>
+      <w:pPr>
+        <w:rPr>
+          <w:b/>
+        </w:rPr>
+      </w:pPr>
       <w:r>
         <w:rPr>
           <w:noProof/>
@@ -695,7 +1221,7 @@
                     <pic:cNvPicPr/>
                   </pic:nvPicPr>
                   <pic:blipFill>
-                    <a:blip r:embed="rId8">
+                    <a:blip r:embed="rId14">
                       <a:extLst>
                         <a:ext uri="{28A0092B-C50C-407E-A947-70E740481C1C}">
                           <a14:useLocalDpi xmlns:a14="http://schemas.microsoft.com/office/drawing/2010/main" val="0"/>
@@ -731,6 +1257,159 @@
         <w:t>Prompt</w:t>
       </w:r>
     </w:p>
+    <w:p/>
+    <w:p>
+      <w:r>
+        <w:rPr>
+          <w:noProof/>
+        </w:rPr>
+        <w:drawing>
+          <wp:anchor distT="0" distB="0" distL="114300" distR="114300" simplePos="0" relativeHeight="251675648" behindDoc="0" locked="0" layoutInCell="1" allowOverlap="1" wp14:anchorId="52A5059F">
+            <wp:simplePos x="0" y="0"/>
+            <wp:positionH relativeFrom="column">
+              <wp:posOffset>885825</wp:posOffset>
+            </wp:positionH>
+            <wp:positionV relativeFrom="paragraph">
+              <wp:posOffset>232410</wp:posOffset>
+            </wp:positionV>
+            <wp:extent cx="3067050" cy="2458085"/>
+            <wp:effectExtent l="0" t="0" r="0" b="0"/>
+            <wp:wrapThrough wrapText="bothSides">
+              <wp:wrapPolygon edited="0">
+                <wp:start x="0" y="0"/>
+                <wp:lineTo x="0" y="21427"/>
+                <wp:lineTo x="21466" y="21427"/>
+                <wp:lineTo x="21466" y="0"/>
+                <wp:lineTo x="0" y="0"/>
+              </wp:wrapPolygon>
+            </wp:wrapThrough>
+            <wp:docPr id="12" name="Picture 12"/>
+            <wp:cNvGraphicFramePr>
+              <a:graphicFrameLocks xmlns:a="http://schemas.openxmlformats.org/drawingml/2006/main" noChangeAspect="1"/>
+            </wp:cNvGraphicFramePr>
+            <a:graphic xmlns:a="http://schemas.openxmlformats.org/drawingml/2006/main">
+              <a:graphicData uri="http://schemas.openxmlformats.org/drawingml/2006/picture">
+                <pic:pic xmlns:pic="http://schemas.openxmlformats.org/drawingml/2006/picture">
+                  <pic:nvPicPr>
+                    <pic:cNvPr id="1" name=""/>
+                    <pic:cNvPicPr/>
+                  </pic:nvPicPr>
+                  <pic:blipFill>
+                    <a:blip r:embed="rId15">
+                      <a:extLst>
+                        <a:ext uri="{28A0092B-C50C-407E-A947-70E740481C1C}">
+                          <a14:useLocalDpi xmlns:a14="http://schemas.microsoft.com/office/drawing/2010/main" val="0"/>
+                        </a:ext>
+                      </a:extLst>
+                    </a:blip>
+                    <a:stretch>
+                      <a:fillRect/>
+                    </a:stretch>
+                  </pic:blipFill>
+                  <pic:spPr>
+                    <a:xfrm>
+                      <a:off x="0" y="0"/>
+                      <a:ext cx="3067050" cy="2458085"/>
+                    </a:xfrm>
+                    <a:prstGeom prst="rect">
+                      <a:avLst/>
+                    </a:prstGeom>
+                  </pic:spPr>
+                </pic:pic>
+              </a:graphicData>
+            </a:graphic>
+          </wp:anchor>
+        </w:drawing>
+      </w:r>
+    </w:p>
+    <w:p>
+      <w:pPr>
+        <w:rPr>
+          <w:b/>
+        </w:rPr>
+      </w:pPr>
+      <w:r>
+        <w:rPr>
+          <w:b/>
+        </w:rPr>
+        <w:t>Response:</w:t>
+      </w:r>
+      <w:r>
+        <w:rPr>
+          <w:noProof/>
+        </w:rPr>
+        <w:t xml:space="preserve"> </w:t>
+      </w:r>
+    </w:p>
+    <w:p>
+      <w:pPr>
+        <w:rPr>
+          <w:b/>
+        </w:rPr>
+      </w:pPr>
+      <w:r>
+        <w:rPr>
+          <w:noProof/>
+        </w:rPr>
+        <w:drawing>
+          <wp:anchor distT="0" distB="0" distL="114300" distR="114300" simplePos="0" relativeHeight="251676672" behindDoc="0" locked="0" layoutInCell="1" allowOverlap="1" wp14:anchorId="143699A8">
+            <wp:simplePos x="0" y="0"/>
+            <wp:positionH relativeFrom="column">
+              <wp:posOffset>934720</wp:posOffset>
+            </wp:positionH>
+            <wp:positionV relativeFrom="paragraph">
+              <wp:posOffset>2213610</wp:posOffset>
+            </wp:positionV>
+            <wp:extent cx="3295650" cy="1244549"/>
+            <wp:effectExtent l="0" t="0" r="0" b="0"/>
+            <wp:wrapThrough wrapText="bothSides">
+              <wp:wrapPolygon edited="0">
+                <wp:start x="0" y="0"/>
+                <wp:lineTo x="0" y="21170"/>
+                <wp:lineTo x="21475" y="21170"/>
+                <wp:lineTo x="21475" y="0"/>
+                <wp:lineTo x="0" y="0"/>
+              </wp:wrapPolygon>
+            </wp:wrapThrough>
+            <wp:docPr id="13" name="Picture 13"/>
+            <wp:cNvGraphicFramePr>
+              <a:graphicFrameLocks xmlns:a="http://schemas.openxmlformats.org/drawingml/2006/main" noChangeAspect="1"/>
+            </wp:cNvGraphicFramePr>
+            <a:graphic xmlns:a="http://schemas.openxmlformats.org/drawingml/2006/main">
+              <a:graphicData uri="http://schemas.openxmlformats.org/drawingml/2006/picture">
+                <pic:pic xmlns:pic="http://schemas.openxmlformats.org/drawingml/2006/picture">
+                  <pic:nvPicPr>
+                    <pic:cNvPr id="1" name=""/>
+                    <pic:cNvPicPr/>
+                  </pic:nvPicPr>
+                  <pic:blipFill>
+                    <a:blip r:embed="rId16">
+                      <a:extLst>
+                        <a:ext uri="{28A0092B-C50C-407E-A947-70E740481C1C}">
+                          <a14:useLocalDpi xmlns:a14="http://schemas.microsoft.com/office/drawing/2010/main" val="0"/>
+                        </a:ext>
+                      </a:extLst>
+                    </a:blip>
+                    <a:stretch>
+                      <a:fillRect/>
+                    </a:stretch>
+                  </pic:blipFill>
+                  <pic:spPr>
+                    <a:xfrm>
+                      <a:off x="0" y="0"/>
+                      <a:ext cx="3295650" cy="1244549"/>
+                    </a:xfrm>
+                    <a:prstGeom prst="rect">
+                      <a:avLst/>
+                    </a:prstGeom>
+                  </pic:spPr>
+                </pic:pic>
+              </a:graphicData>
+            </a:graphic>
+          </wp:anchor>
+        </w:drawing>
+      </w:r>
+    </w:p>
     <w:p>
       <w:pPr>
         <w:pStyle w:val="Heading2"/>
@@ -744,7 +1423,13 @@
           <w:szCs w:val="28"/>
         </w:rPr>
       </w:pPr>
-      <w:r>
+    </w:p>
+    <w:p/>
+    <w:p>
+      <w:pPr>
+        <w:pStyle w:val="Heading2"/>
+        <w:shd w:val="clear" w:color="auto" w:fill="FFFFFF"/>
+        <w:spacing w:before="360" w:after="240"/>
         <w:rPr>
           <w:rFonts w:ascii="Times New Roman" w:hAnsi="Times New Roman" w:cs="Times New Roman"/>
           <w:b/>
@@ -752,90 +1437,29 @@
           <w:sz w:val="28"/>
           <w:szCs w:val="28"/>
         </w:rPr>
-        <w:t>Question#</w:t>
-      </w:r>
-      <w:r>
-        <w:rPr>
-          <w:rFonts w:ascii="Times New Roman" w:hAnsi="Times New Roman" w:cs="Times New Roman"/>
-          <w:b/>
-          <w:color w:val="auto"/>
-          <w:sz w:val="28"/>
-          <w:szCs w:val="28"/>
-        </w:rPr>
-        <w:t>6</w:t>
-      </w:r>
-      <w:r>
-        <w:rPr>
-          <w:rFonts w:ascii="Times New Roman" w:hAnsi="Times New Roman" w:cs="Times New Roman"/>
-          <w:b/>
-          <w:color w:val="auto"/>
-          <w:sz w:val="28"/>
-          <w:szCs w:val="28"/>
-        </w:rPr>
-        <w:t xml:space="preserve"> (</w:t>
-      </w:r>
-      <w:r>
-        <w:rPr>
-          <w:rStyle w:val="Strong"/>
-          <w:rFonts w:ascii="Times New Roman" w:hAnsi="Times New Roman" w:cs="Times New Roman"/>
-          <w:bCs w:val="0"/>
-          <w:color w:val="auto"/>
-          <w:sz w:val="28"/>
-          <w:szCs w:val="28"/>
-        </w:rPr>
-        <w:t>Contextual Prompting</w:t>
-      </w:r>
-      <w:r>
-        <w:rPr>
-          <w:rStyle w:val="Strong"/>
-          <w:rFonts w:ascii="Times New Roman" w:hAnsi="Times New Roman" w:cs="Times New Roman"/>
-          <w:b w:val="0"/>
-          <w:bCs w:val="0"/>
-          <w:color w:val="auto"/>
-          <w:sz w:val="28"/>
-          <w:szCs w:val="28"/>
-        </w:rPr>
-        <w:t>:</w:t>
-      </w:r>
-      <w:r>
-        <w:rPr>
-          <w:rFonts w:ascii="Times New Roman" w:hAnsi="Times New Roman" w:cs="Times New Roman"/>
-          <w:b/>
-          <w:color w:val="auto"/>
-          <w:sz w:val="28"/>
-          <w:szCs w:val="28"/>
-          <w:shd w:val="clear" w:color="auto" w:fill="FFFFFF"/>
-        </w:rPr>
-        <w:t>).</w:t>
-      </w:r>
-    </w:p>
-    <w:p>
-      <w:pPr>
-        <w:rPr>
-          <w:b/>
-        </w:rPr>
       </w:pPr>
       <w:r>
         <w:rPr>
           <w:noProof/>
         </w:rPr>
+        <w:lastRenderedPageBreak/>
         <w:drawing>
           <wp:anchor distT="0" distB="0" distL="114300" distR="114300" simplePos="0" relativeHeight="251666432" behindDoc="0" locked="0" layoutInCell="1" allowOverlap="1" wp14:anchorId="1BE0CEC7">
             <wp:simplePos x="0" y="0"/>
             <wp:positionH relativeFrom="column">
-              <wp:posOffset>762000</wp:posOffset>
+              <wp:posOffset>2657475</wp:posOffset>
             </wp:positionH>
             <wp:positionV relativeFrom="paragraph">
-              <wp:posOffset>84455</wp:posOffset>
+              <wp:posOffset>446405</wp:posOffset>
             </wp:positionV>
-            <wp:extent cx="4419600" cy="2038350"/>
-            <wp:effectExtent l="0" t="0" r="0" b="0"/>
+            <wp:extent cx="3686175" cy="1628775"/>
+            <wp:effectExtent l="0" t="0" r="9525" b="9525"/>
             <wp:wrapThrough wrapText="bothSides">
               <wp:wrapPolygon edited="0">
                 <wp:start x="0" y="0"/>
-                <wp:lineTo x="0" y="21398"/>
-                <wp:lineTo x="21507" y="21398"/>
-                <wp:lineTo x="21507" y="0"/>
+                <wp:lineTo x="0" y="21474"/>
+                <wp:lineTo x="21544" y="21474"/>
+                <wp:lineTo x="21544" y="0"/>
                 <wp:lineTo x="0" y="0"/>
               </wp:wrapPolygon>
             </wp:wrapThrough>
@@ -851,7 +1475,7 @@
                     <pic:cNvPicPr/>
                   </pic:nvPicPr>
                   <pic:blipFill>
-                    <a:blip r:embed="rId9">
+                    <a:blip r:embed="rId17">
                       <a:extLst>
                         <a:ext uri="{28A0092B-C50C-407E-A947-70E740481C1C}">
                           <a14:useLocalDpi xmlns:a14="http://schemas.microsoft.com/office/drawing/2010/main" val="0"/>
@@ -865,7 +1489,245 @@
                   <pic:spPr>
                     <a:xfrm>
                       <a:off x="0" y="0"/>
-                      <a:ext cx="4419600" cy="2038350"/>
+                      <a:ext cx="3686175" cy="1628775"/>
+                    </a:xfrm>
+                    <a:prstGeom prst="rect">
+                      <a:avLst/>
+                    </a:prstGeom>
+                  </pic:spPr>
+                </pic:pic>
+              </a:graphicData>
+            </a:graphic>
+            <wp14:sizeRelH relativeFrom="margin">
+              <wp14:pctWidth>0</wp14:pctWidth>
+            </wp14:sizeRelH>
+            <wp14:sizeRelV relativeFrom="margin">
+              <wp14:pctHeight>0</wp14:pctHeight>
+            </wp14:sizeRelV>
+          </wp:anchor>
+        </w:drawing>
+      </w:r>
+      <w:r>
+        <w:rPr>
+          <w:rFonts w:ascii="Times New Roman" w:hAnsi="Times New Roman" w:cs="Times New Roman"/>
+          <w:b/>
+          <w:color w:val="auto"/>
+          <w:sz w:val="28"/>
+          <w:szCs w:val="28"/>
+        </w:rPr>
+        <w:t>Question#</w:t>
+      </w:r>
+      <w:r>
+        <w:rPr>
+          <w:rFonts w:ascii="Times New Roman" w:hAnsi="Times New Roman" w:cs="Times New Roman"/>
+          <w:b/>
+          <w:color w:val="auto"/>
+          <w:sz w:val="28"/>
+          <w:szCs w:val="28"/>
+        </w:rPr>
+        <w:t>6</w:t>
+      </w:r>
+      <w:r>
+        <w:rPr>
+          <w:rFonts w:ascii="Times New Roman" w:hAnsi="Times New Roman" w:cs="Times New Roman"/>
+          <w:b/>
+          <w:color w:val="auto"/>
+          <w:sz w:val="28"/>
+          <w:szCs w:val="28"/>
+        </w:rPr>
+        <w:t xml:space="preserve"> (</w:t>
+      </w:r>
+      <w:r>
+        <w:rPr>
+          <w:rStyle w:val="Strong"/>
+          <w:rFonts w:ascii="Times New Roman" w:hAnsi="Times New Roman" w:cs="Times New Roman"/>
+          <w:bCs w:val="0"/>
+          <w:color w:val="auto"/>
+          <w:sz w:val="28"/>
+          <w:szCs w:val="28"/>
+        </w:rPr>
+        <w:t>Contextual Prompting</w:t>
+      </w:r>
+      <w:r>
+        <w:rPr>
+          <w:rStyle w:val="Strong"/>
+          <w:rFonts w:ascii="Times New Roman" w:hAnsi="Times New Roman" w:cs="Times New Roman"/>
+          <w:b w:val="0"/>
+          <w:bCs w:val="0"/>
+          <w:color w:val="auto"/>
+          <w:sz w:val="28"/>
+          <w:szCs w:val="28"/>
+        </w:rPr>
+        <w:t>:</w:t>
+      </w:r>
+      <w:r>
+        <w:rPr>
+          <w:rFonts w:ascii="Times New Roman" w:hAnsi="Times New Roman" w:cs="Times New Roman"/>
+          <w:b/>
+          <w:color w:val="auto"/>
+          <w:sz w:val="28"/>
+          <w:szCs w:val="28"/>
+          <w:shd w:val="clear" w:color="auto" w:fill="FFFFFF"/>
+        </w:rPr>
+        <w:t>).</w:t>
+      </w:r>
+    </w:p>
+    <w:p>
+      <w:pPr>
+        <w:rPr>
+          <w:b/>
+        </w:rPr>
+      </w:pPr>
+      <w:r>
+        <w:rPr>
+          <w:b/>
+        </w:rPr>
+        <w:t>Prompt</w:t>
+      </w:r>
+    </w:p>
+    <w:p/>
+    <w:p/>
+    <w:p/>
+    <w:p/>
+    <w:p/>
+    <w:p>
+      <w:pPr>
+        <w:rPr>
+          <w:b/>
+        </w:rPr>
+      </w:pPr>
+      <w:r>
+        <w:rPr>
+          <w:b/>
+        </w:rPr>
+        <w:t>Response:</w:t>
+      </w:r>
+    </w:p>
+    <w:p>
+      <w:r>
+        <w:rPr>
+          <w:noProof/>
+        </w:rPr>
+        <w:drawing>
+          <wp:anchor distT="0" distB="0" distL="114300" distR="114300" simplePos="0" relativeHeight="251670528" behindDoc="0" locked="0" layoutInCell="1" allowOverlap="1" wp14:anchorId="71425D41" wp14:editId="1A006CBE">
+            <wp:simplePos x="0" y="0"/>
+            <wp:positionH relativeFrom="column">
+              <wp:posOffset>-66675</wp:posOffset>
+            </wp:positionH>
+            <wp:positionV relativeFrom="paragraph">
+              <wp:posOffset>130810</wp:posOffset>
+            </wp:positionV>
+            <wp:extent cx="3086100" cy="2771140"/>
+            <wp:effectExtent l="0" t="0" r="0" b="0"/>
+            <wp:wrapThrough wrapText="bothSides">
+              <wp:wrapPolygon edited="0">
+                <wp:start x="0" y="0"/>
+                <wp:lineTo x="0" y="21382"/>
+                <wp:lineTo x="21467" y="21382"/>
+                <wp:lineTo x="21467" y="0"/>
+                <wp:lineTo x="0" y="0"/>
+              </wp:wrapPolygon>
+            </wp:wrapThrough>
+            <wp:docPr id="8" name="Picture 8"/>
+            <wp:cNvGraphicFramePr>
+              <a:graphicFrameLocks xmlns:a="http://schemas.openxmlformats.org/drawingml/2006/main" noChangeAspect="1"/>
+            </wp:cNvGraphicFramePr>
+            <a:graphic xmlns:a="http://schemas.openxmlformats.org/drawingml/2006/main">
+              <a:graphicData uri="http://schemas.openxmlformats.org/drawingml/2006/picture">
+                <pic:pic xmlns:pic="http://schemas.openxmlformats.org/drawingml/2006/picture">
+                  <pic:nvPicPr>
+                    <pic:cNvPr id="1" name=""/>
+                    <pic:cNvPicPr/>
+                  </pic:nvPicPr>
+                  <pic:blipFill>
+                    <a:blip r:embed="rId18">
+                      <a:extLst>
+                        <a:ext uri="{28A0092B-C50C-407E-A947-70E740481C1C}">
+                          <a14:useLocalDpi xmlns:a14="http://schemas.microsoft.com/office/drawing/2010/main" val="0"/>
+                        </a:ext>
+                      </a:extLst>
+                    </a:blip>
+                    <a:stretch>
+                      <a:fillRect/>
+                    </a:stretch>
+                  </pic:blipFill>
+                  <pic:spPr>
+                    <a:xfrm>
+                      <a:off x="0" y="0"/>
+                      <a:ext cx="3086100" cy="2771140"/>
+                    </a:xfrm>
+                    <a:prstGeom prst="rect">
+                      <a:avLst/>
+                    </a:prstGeom>
+                  </pic:spPr>
+                </pic:pic>
+              </a:graphicData>
+            </a:graphic>
+            <wp14:sizeRelH relativeFrom="margin">
+              <wp14:pctWidth>0</wp14:pctWidth>
+            </wp14:sizeRelH>
+            <wp14:sizeRelV relativeFrom="margin">
+              <wp14:pctHeight>0</wp14:pctHeight>
+            </wp14:sizeRelV>
+          </wp:anchor>
+        </w:drawing>
+      </w:r>
+    </w:p>
+    <w:p/>
+    <w:p/>
+    <w:p>
+      <w:bookmarkStart w:id="0" w:name="_GoBack"/>
+      <w:r>
+        <w:rPr>
+          <w:noProof/>
+        </w:rPr>
+        <w:drawing>
+          <wp:anchor distT="0" distB="0" distL="114300" distR="114300" simplePos="0" relativeHeight="251671552" behindDoc="0" locked="0" layoutInCell="1" allowOverlap="1" wp14:anchorId="0855F99F">
+            <wp:simplePos x="0" y="0"/>
+            <wp:positionH relativeFrom="column">
+              <wp:posOffset>-66675</wp:posOffset>
+            </wp:positionH>
+            <wp:positionV relativeFrom="paragraph">
+              <wp:posOffset>2251710</wp:posOffset>
+            </wp:positionV>
+            <wp:extent cx="3276600" cy="908251"/>
+            <wp:effectExtent l="0" t="0" r="0" b="6350"/>
+            <wp:wrapThrough wrapText="bothSides">
+              <wp:wrapPolygon edited="0">
+                <wp:start x="0" y="0"/>
+                <wp:lineTo x="0" y="21298"/>
+                <wp:lineTo x="21474" y="21298"/>
+                <wp:lineTo x="21474" y="0"/>
+                <wp:lineTo x="0" y="0"/>
+              </wp:wrapPolygon>
+            </wp:wrapThrough>
+            <wp:docPr id="10" name="Picture 10"/>
+            <wp:cNvGraphicFramePr>
+              <a:graphicFrameLocks xmlns:a="http://schemas.openxmlformats.org/drawingml/2006/main" noChangeAspect="1"/>
+            </wp:cNvGraphicFramePr>
+            <a:graphic xmlns:a="http://schemas.openxmlformats.org/drawingml/2006/main">
+              <a:graphicData uri="http://schemas.openxmlformats.org/drawingml/2006/picture">
+                <pic:pic xmlns:pic="http://schemas.openxmlformats.org/drawingml/2006/picture">
+                  <pic:nvPicPr>
+                    <pic:cNvPr id="1" name=""/>
+                    <pic:cNvPicPr/>
+                  </pic:nvPicPr>
+                  <pic:blipFill>
+                    <a:blip r:embed="rId19">
+                      <a:extLst>
+                        <a:ext uri="{28A0092B-C50C-407E-A947-70E740481C1C}">
+                          <a14:useLocalDpi xmlns:a14="http://schemas.microsoft.com/office/drawing/2010/main" val="0"/>
+                        </a:ext>
+                      </a:extLst>
+                    </a:blip>
+                    <a:stretch>
+                      <a:fillRect/>
+                    </a:stretch>
+                  </pic:blipFill>
+                  <pic:spPr>
+                    <a:xfrm>
+                      <a:off x="0" y="0"/>
+                      <a:ext cx="3276600" cy="908251"/>
                     </a:xfrm>
                     <a:prstGeom prst="rect">
                       <a:avLst/>
@@ -877,27 +1739,66 @@
           </wp:anchor>
         </w:drawing>
       </w:r>
-      <w:r>
-        <w:rPr>
-          <w:b/>
-        </w:rPr>
-        <w:t>Prompt</w:t>
-      </w:r>
-    </w:p>
-    <w:p/>
-    <w:p/>
-    <w:p/>
-    <w:p/>
-    <w:p/>
-    <w:p/>
+      <w:bookmarkEnd w:id="0"/>
+    </w:p>
     <w:sectPr>
       <w:pgSz w:w="12240" w:h="15840"/>
-      <w:pgMar w:top="1440" w:right="1440" w:bottom="1440" w:left="1440" w:header="720" w:footer="720" w:gutter="0"/>
+      <w:pgMar w:top="990" w:right="1440" w:bottom="1440" w:left="1440" w:header="720" w:footer="720" w:gutter="0"/>
       <w:cols w:space="720"/>
       <w:docGrid w:linePitch="360"/>
     </w:sectPr>
   </w:body>
 </w:document>
+</file>
+
+<file path=word/endnotes.xml><?xml version="1.0" encoding="utf-8"?>
+<w:endnotes xmlns:wpc="http://schemas.microsoft.com/office/word/2010/wordprocessingCanvas" xmlns:cx="http://schemas.microsoft.com/office/drawing/2014/chartex" xmlns:cx1="http://schemas.microsoft.com/office/drawing/2015/9/8/chartex" xmlns:cx2="http://schemas.microsoft.com/office/drawing/2015/10/21/chartex" xmlns:cx3="http://schemas.microsoft.com/office/drawing/2016/5/9/chartex" xmlns:cx4="http://schemas.microsoft.com/office/drawing/2016/5/10/chartex" xmlns:cx5="http://schemas.microsoft.com/office/drawing/2016/5/11/chartex" xmlns:cx6="http://schemas.microsoft.com/office/drawing/2016/5/12/chartex" xmlns:cx7="http://schemas.microsoft.com/office/drawing/2016/5/13/chartex" xmlns:cx8="http://schemas.microsoft.com/office/drawing/2016/5/14/chartex" xmlns:mc="http://schemas.openxmlformats.org/markup-compatibility/2006" xmlns:aink="http://schemas.microsoft.com/office/drawing/2016/ink" xmlns:am3d="http://schemas.microsoft.com/office/drawing/2017/model3d" xmlns:o="urn:schemas-microsoft-com:office:office" xmlns:r="http://schemas.openxmlformats.org/officeDocument/2006/relationships" xmlns:m="http://schemas.openxmlformats.org/officeDocument/2006/math" xmlns:v="urn:schemas-microsoft-com:vml" xmlns:wp14="http://schemas.microsoft.com/office/word/2010/wordprocessingDrawing" xmlns:wp="http://schemas.openxmlformats.org/drawingml/2006/wordprocessingDrawing" xmlns:w10="urn:schemas-microsoft-com:office:word" xmlns:w="http://schemas.openxmlformats.org/wordprocessingml/2006/main" xmlns:w14="http://schemas.microsoft.com/office/word/2010/wordml" xmlns:w15="http://schemas.microsoft.com/office/word/2012/wordml" xmlns:w16cid="http://schemas.microsoft.com/office/word/2016/wordml/cid" xmlns:w16se="http://schemas.microsoft.com/office/word/2015/wordml/symex" xmlns:wpg="http://schemas.microsoft.com/office/word/2010/wordprocessingGroup" xmlns:wpi="http://schemas.microsoft.com/office/word/2010/wordprocessingInk" xmlns:wne="http://schemas.microsoft.com/office/word/2006/wordml" xmlns:wps="http://schemas.microsoft.com/office/word/2010/wordprocessingShape" mc:Ignorable="w14 w15 w16se w16cid wp14">
+  <w:endnote w:type="separator" w:id="-1">
+    <w:p>
+      <w:pPr>
+        <w:spacing w:after="0" w:line="240" w:lineRule="auto"/>
+      </w:pPr>
+      <w:r>
+        <w:separator/>
+      </w:r>
+    </w:p>
+  </w:endnote>
+  <w:endnote w:type="continuationSeparator" w:id="0">
+    <w:p>
+      <w:pPr>
+        <w:spacing w:after="0" w:line="240" w:lineRule="auto"/>
+      </w:pPr>
+      <w:r>
+        <w:continuationSeparator/>
+      </w:r>
+    </w:p>
+  </w:endnote>
+</w:endnotes>
+</file>
+
+<file path=word/footnotes.xml><?xml version="1.0" encoding="utf-8"?>
+<w:footnotes xmlns:wpc="http://schemas.microsoft.com/office/word/2010/wordprocessingCanvas" xmlns:cx="http://schemas.microsoft.com/office/drawing/2014/chartex" xmlns:cx1="http://schemas.microsoft.com/office/drawing/2015/9/8/chartex" xmlns:cx2="http://schemas.microsoft.com/office/drawing/2015/10/21/chartex" xmlns:cx3="http://schemas.microsoft.com/office/drawing/2016/5/9/chartex" xmlns:cx4="http://schemas.microsoft.com/office/drawing/2016/5/10/chartex" xmlns:cx5="http://schemas.microsoft.com/office/drawing/2016/5/11/chartex" xmlns:cx6="http://schemas.microsoft.com/office/drawing/2016/5/12/chartex" xmlns:cx7="http://schemas.microsoft.com/office/drawing/2016/5/13/chartex" xmlns:cx8="http://schemas.microsoft.com/office/drawing/2016/5/14/chartex" xmlns:mc="http://schemas.openxmlformats.org/markup-compatibility/2006" xmlns:aink="http://schemas.microsoft.com/office/drawing/2016/ink" xmlns:am3d="http://schemas.microsoft.com/office/drawing/2017/model3d" xmlns:o="urn:schemas-microsoft-com:office:office" xmlns:r="http://schemas.openxmlformats.org/officeDocument/2006/relationships" xmlns:m="http://schemas.openxmlformats.org/officeDocument/2006/math" xmlns:v="urn:schemas-microsoft-com:vml" xmlns:wp14="http://schemas.microsoft.com/office/word/2010/wordprocessingDrawing" xmlns:wp="http://schemas.openxmlformats.org/drawingml/2006/wordprocessingDrawing" xmlns:w10="urn:schemas-microsoft-com:office:word" xmlns:w="http://schemas.openxmlformats.org/wordprocessingml/2006/main" xmlns:w14="http://schemas.microsoft.com/office/word/2010/wordml" xmlns:w15="http://schemas.microsoft.com/office/word/2012/wordml" xmlns:w16cid="http://schemas.microsoft.com/office/word/2016/wordml/cid" xmlns:w16se="http://schemas.microsoft.com/office/word/2015/wordml/symex" xmlns:wpg="http://schemas.microsoft.com/office/word/2010/wordprocessingGroup" xmlns:wpi="http://schemas.microsoft.com/office/word/2010/wordprocessingInk" xmlns:wne="http://schemas.microsoft.com/office/word/2006/wordml" xmlns:wps="http://schemas.microsoft.com/office/word/2010/wordprocessingShape" mc:Ignorable="w14 w15 w16se w16cid wp14">
+  <w:footnote w:type="separator" w:id="-1">
+    <w:p>
+      <w:pPr>
+        <w:spacing w:after="0" w:line="240" w:lineRule="auto"/>
+      </w:pPr>
+      <w:r>
+        <w:separator/>
+      </w:r>
+    </w:p>
+  </w:footnote>
+  <w:footnote w:type="continuationSeparator" w:id="0">
+    <w:p>
+      <w:pPr>
+        <w:spacing w:after="0" w:line="240" w:lineRule="auto"/>
+      </w:pPr>
+      <w:r>
+        <w:continuationSeparator/>
+      </w:r>
+    </w:p>
+  </w:footnote>
+</w:footnotes>
 </file>
 
 <file path=word/numbering.xml><?xml version="1.0" encoding="utf-8"?>
@@ -1576,6 +2477,50 @@
       <w:rFonts w:eastAsia="Times New Roman"/>
     </w:rPr>
   </w:style>
+  <w:style w:type="paragraph" w:styleId="Header">
+    <w:name w:val="header"/>
+    <w:basedOn w:val="Normal"/>
+    <w:link w:val="HeaderChar"/>
+    <w:uiPriority w:val="99"/>
+    <w:unhideWhenUsed/>
+    <w:rsid w:val="00980885"/>
+    <w:pPr>
+      <w:tabs>
+        <w:tab w:val="center" w:pos="4680"/>
+        <w:tab w:val="right" w:pos="9360"/>
+      </w:tabs>
+      <w:spacing w:after="0" w:line="240" w:lineRule="auto"/>
+    </w:pPr>
+  </w:style>
+  <w:style w:type="character" w:customStyle="1" w:styleId="HeaderChar">
+    <w:name w:val="Header Char"/>
+    <w:basedOn w:val="DefaultParagraphFont"/>
+    <w:link w:val="Header"/>
+    <w:uiPriority w:val="99"/>
+    <w:rsid w:val="00980885"/>
+  </w:style>
+  <w:style w:type="paragraph" w:styleId="Footer">
+    <w:name w:val="footer"/>
+    <w:basedOn w:val="Normal"/>
+    <w:link w:val="FooterChar"/>
+    <w:uiPriority w:val="99"/>
+    <w:unhideWhenUsed/>
+    <w:rsid w:val="00980885"/>
+    <w:pPr>
+      <w:tabs>
+        <w:tab w:val="center" w:pos="4680"/>
+        <w:tab w:val="right" w:pos="9360"/>
+      </w:tabs>
+      <w:spacing w:after="0" w:line="240" w:lineRule="auto"/>
+    </w:pPr>
+  </w:style>
+  <w:style w:type="character" w:customStyle="1" w:styleId="FooterChar">
+    <w:name w:val="Footer Char"/>
+    <w:basedOn w:val="DefaultParagraphFont"/>
+    <w:link w:val="Footer"/>
+    <w:uiPriority w:val="99"/>
+    <w:rsid w:val="00980885"/>
+  </w:style>
 </w:styles>
 </file>
 
